--- a/pr-preview/pr-392/chapters/inclusive-writing.docx
+++ b/pr-preview/pr-392/chapters/inclusive-writing.docx
@@ -15,7 +15,7 @@
         <w:pStyle w:val="Date"/>
       </w:pPr>
       <w:r>
-        <w:t xml:space="preserve">Last modified: 2026-10-27 23:33:41 (PDT)</w:t>
+        <w:t xml:space="preserve">Last modified: 2026-10-28 00:02:13 (PDT)</w:t>
       </w:r>
     </w:p>
     <w:tbl>
@@ -2172,10 +2172,7 @@
         <w:t xml:space="preserve"> </w:t>
       </w:r>
       <w:r>
-        <w:t xml:space="preserve">for a rewrite in terms of other quantities</w:t>
-      </w:r>
-      <w:r>
-        <w:t xml:space="preserve">;</w:t>
+        <w:t xml:space="preserve">for a rewrite in terms of other quantities;</w:t>
       </w:r>
     </w:p>
     <w:p>
@@ -2690,7 +2687,284 @@
         <w:pStyle w:val="FirstParagraph"/>
       </w:pPr>
       <w:r>
-        <w:t xml:space="preserve">Once you define the</w:t>
+        <w:t xml:space="preserve">Once you define the term,</w:t>
+      </w:r>
+      <w:r>
+        <w:t xml:space="preserve"> </w:t>
+      </w:r>
+      <w:r>
+        <w:t xml:space="preserve">use the same word for the same idea every time.</w:t>
+      </w:r>
+      <w:r>
+        <w:t xml:space="preserve"> </w:t>
+      </w:r>
+      <w:r>
+        <w:t xml:space="preserve">The plain language guidelines say that using a different term</w:t>
+      </w:r>
+      <w:r>
+        <w:t xml:space="preserve"> </w:t>
+      </w:r>
+      <w:r>
+        <w:t xml:space="preserve">“may cause the reader to wonder</w:t>
+      </w:r>
+      <w:r>
+        <w:t xml:space="preserve"> </w:t>
+      </w:r>
+      <w:r>
+        <w:t xml:space="preserve">if you’re referring to the same group”</w:t>
+      </w:r>
+      <w:r>
+        <w:t xml:space="preserve"> </w:t>
+      </w:r>
+      <w:r>
+        <w:t xml:space="preserve">(Plain Language Action and Information Network 2026, Use the same terms consistently)</w:t>
+      </w:r>
+      <w:r>
+        <w:t xml:space="preserve">.</w:t>
+      </w:r>
+    </w:p>
+    <w:p>
+      <w:pPr>
+        <w:pStyle w:val="BlockText"/>
+      </w:pPr>
+      <w:r>
+        <w:t xml:space="preserve">❌ We split the data into a training set and a test set.</w:t>
+      </w:r>
+      <w:r>
+        <w:t xml:space="preserve"> </w:t>
+      </w:r>
+      <w:r>
+        <w:t xml:space="preserve">We then compute the error on the held-out data.</w:t>
+      </w:r>
+    </w:p>
+    <w:p>
+      <w:pPr>
+        <w:pStyle w:val="BlockText"/>
+      </w:pPr>
+      <w:r>
+        <w:t xml:space="preserve">✅ We split the data into a training set and a test set.</w:t>
+      </w:r>
+      <w:r>
+        <w:t xml:space="preserve"> </w:t>
+      </w:r>
+      <w:r>
+        <w:t xml:space="preserve">We then compute the error on the test set.</w:t>
+      </w:r>
+    </w:p>
+    <w:bookmarkEnd w:id="18"/>
+    <w:bookmarkStart w:id="19" w:name="spell-out-abbreviations"/>
+    <w:p>
+      <w:pPr>
+        <w:pStyle w:val="Heading2"/>
+      </w:pPr>
+      <w:r>
+        <w:t xml:space="preserve">4 Spell out abbreviations</w:t>
+      </w:r>
+    </w:p>
+    <w:p>
+      <w:pPr>
+        <w:pStyle w:val="FirstParagraph"/>
+      </w:pPr>
+      <w:r>
+        <w:t xml:space="preserve">Write out an abbreviation the first time you use it,</w:t>
+      </w:r>
+      <w:r>
+        <w:t xml:space="preserve"> </w:t>
+      </w:r>
+      <w:r>
+        <w:t xml:space="preserve">or replace it with a short name.</w:t>
+      </w:r>
+      <w:r>
+        <w:t xml:space="preserve"> </w:t>
+      </w:r>
+      <w:r>
+        <w:t xml:space="preserve">The plain language guidelines say abbreviations</w:t>
+      </w:r>
+      <w:r>
+        <w:t xml:space="preserve"> </w:t>
+      </w:r>
+      <w:r>
+        <w:t xml:space="preserve">“constantly require the reader to look back to earlier pages”</w:t>
+      </w:r>
+      <w:r>
+        <w:t xml:space="preserve"> </w:t>
+      </w:r>
+      <w:r>
+        <w:t xml:space="preserve">(Plain Language Action and Information Network 2026, Minimize abbreviations)</w:t>
+      </w:r>
+      <w:r>
+        <w:t xml:space="preserve">.</w:t>
+      </w:r>
+      <w:r>
+        <w:t xml:space="preserve"> </w:t>
+      </w:r>
+      <w:r>
+        <w:t xml:space="preserve">Do not use the Latin abbreviations</w:t>
+      </w:r>
+      <w:r>
+        <w:t xml:space="preserve"> </w:t>
+      </w:r>
+      <w:r>
+        <w:rPr>
+          <w:i/>
+          <w:iCs/>
+        </w:rPr>
+        <w:t xml:space="preserve">e.g.</w:t>
+      </w:r>
+      <w:r>
+        <w:t xml:space="preserve"> </w:t>
+      </w:r>
+      <w:r>
+        <w:t xml:space="preserve">and</w:t>
+      </w:r>
+      <w:r>
+        <w:t xml:space="preserve"> </w:t>
+      </w:r>
+      <w:r>
+        <w:rPr>
+          <w:i/>
+          <w:iCs/>
+        </w:rPr>
+        <w:t xml:space="preserve">i.e.</w:t>
+      </w:r>
+      <w:r>
+        <w:t xml:space="preserve">:</w:t>
+      </w:r>
+      <w:r>
+        <w:t xml:space="preserve"> </w:t>
+      </w:r>
+      <w:r>
+        <w:t xml:space="preserve">“Few people know what they mean, and they often confuse the two”</w:t>
+      </w:r>
+      <w:r>
+        <w:t xml:space="preserve"> </w:t>
+      </w:r>
+      <w:r>
+        <w:t xml:space="preserve">(Plain Language Action and Information Network 2026, Use examples)</w:t>
+      </w:r>
+      <w:r>
+        <w:t xml:space="preserve">.</w:t>
+      </w:r>
+      <w:r>
+        <w:t xml:space="preserve"> </w:t>
+      </w:r>
+      <w:r>
+        <w:t xml:space="preserve">Write</w:t>
+      </w:r>
+      <w:r>
+        <w:t xml:space="preserve"> </w:t>
+      </w:r>
+      <w:r>
+        <w:t xml:space="preserve">“for example”</w:t>
+      </w:r>
+      <w:r>
+        <w:t xml:space="preserve"> </w:t>
+      </w:r>
+      <w:r>
+        <w:t xml:space="preserve">or</w:t>
+      </w:r>
+      <w:r>
+        <w:t xml:space="preserve"> </w:t>
+      </w:r>
+      <w:r>
+        <w:t xml:space="preserve">“that is”</w:t>
+      </w:r>
+      <w:r>
+        <w:t xml:space="preserve">.</w:t>
+      </w:r>
+    </w:p>
+    <w:p>
+      <w:pPr>
+        <w:pStyle w:val="BlockText"/>
+      </w:pPr>
+      <w:r>
+        <w:t xml:space="preserve">❌ Tree ensembles, e.g. RF and GBM, usually reduce the MSE of a single CART.</w:t>
+      </w:r>
+    </w:p>
+    <w:p>
+      <w:pPr>
+        <w:pStyle w:val="BlockText"/>
+      </w:pPr>
+      <w:r>
+        <w:t xml:space="preserve">✅ Ensembles of trees,</w:t>
+      </w:r>
+      <w:r>
+        <w:t xml:space="preserve"> </w:t>
+      </w:r>
+      <w:r>
+        <w:t xml:space="preserve">for example random forests and boosted trees,</w:t>
+      </w:r>
+      <w:r>
+        <w:t xml:space="preserve"> </w:t>
+      </w:r>
+      <w:r>
+        <w:t xml:space="preserve">usually have lower mean squared error</w:t>
+      </w:r>
+      <w:r>
+        <w:t xml:space="preserve"> </w:t>
+      </w:r>
+      <w:r>
+        <w:t xml:space="preserve">than a single regression tree.</w:t>
+      </w:r>
+    </w:p>
+    <w:bookmarkEnd w:id="19"/>
+    <w:bookmarkStart w:id="20" w:name="introduce-shorthand-before-using-it"/>
+    <w:p>
+      <w:pPr>
+        <w:pStyle w:val="Heading2"/>
+      </w:pPr>
+      <w:r>
+        <w:t xml:space="preserve">5 Introduce shorthand before using it</w:t>
+      </w:r>
+    </w:p>
+    <w:p>
+      <w:pPr>
+        <w:pStyle w:val="FirstParagraph"/>
+      </w:pPr>
+      <w:r>
+        <w:t xml:space="preserve">Introduce every shorthand before its first use.</w:t>
+      </w:r>
+      <w:r>
+        <w:t xml:space="preserve"> </w:t>
+      </w:r>
+      <w:r>
+        <w:t xml:space="preserve">This covers abbreviations and also shortened phrases,</w:t>
+      </w:r>
+      <w:r>
+        <w:t xml:space="preserve"> </w:t>
+      </w:r>
+      <w:r>
+        <w:t xml:space="preserve">such as</w:t>
+      </w:r>
+      <w:r>
+        <w:t xml:space="preserve"> </w:t>
+      </w:r>
+      <w:r>
+        <w:t xml:space="preserve">“objective”</w:t>
+      </w:r>
+      <w:r>
+        <w:t xml:space="preserve"> </w:t>
+      </w:r>
+      <w:r>
+        <w:t xml:space="preserve">for</w:t>
+      </w:r>
+      <w:r>
+        <w:t xml:space="preserve"> </w:t>
+      </w:r>
+      <w:r>
+        <w:t xml:space="preserve">“objective function”</w:t>
+      </w:r>
+      <w:r>
+        <w:t xml:space="preserve">.</w:t>
+      </w:r>
+      <w:r>
+        <w:t xml:space="preserve"> </w:t>
+      </w:r>
+      <w:r>
+        <w:t xml:space="preserve"> </w:t>
+      </w:r>
+      <w:r>
+        <w:t xml:space="preserve">Give the full</w:t>
       </w:r>
       <w:r>
         <w:t xml:space="preserve"> </w:t>
@@ -2704,297 +2978,6 @@
         </w:r>
       </w:hyperlink>
       <w:r>
-        <w:t xml:space="preserve">,</w:t>
-      </w:r>
-      <w:r>
-        <w:t xml:space="preserve"> </w:t>
-      </w:r>
-      <w:r>
-        <w:t xml:space="preserve">use the same word for the same idea every time.</w:t>
-      </w:r>
-      <w:r>
-        <w:t xml:space="preserve"> </w:t>
-      </w:r>
-      <w:r>
-        <w:t xml:space="preserve">The plain language guidelines say that using a different term</w:t>
-      </w:r>
-      <w:r>
-        <w:t xml:space="preserve"> </w:t>
-      </w:r>
-      <w:r>
-        <w:t xml:space="preserve">“may cause the reader to wonder</w:t>
-      </w:r>
-      <w:r>
-        <w:t xml:space="preserve"> </w:t>
-      </w:r>
-      <w:r>
-        <w:t xml:space="preserve">if you’re referring to the same group”</w:t>
-      </w:r>
-      <w:r>
-        <w:t xml:space="preserve"> </w:t>
-      </w:r>
-      <w:r>
-        <w:t xml:space="preserve">(Plain Language Action and Information Network 2026, Use the same terms consistently)</w:t>
-      </w:r>
-      <w:r>
-        <w:t xml:space="preserve">.</w:t>
-      </w:r>
-    </w:p>
-    <w:p>
-      <w:pPr>
-        <w:pStyle w:val="BlockText"/>
-      </w:pPr>
-      <w:r>
-        <w:t xml:space="preserve">❌ We split the data into a training set and a test set.</w:t>
-      </w:r>
-      <w:r>
-        <w:t xml:space="preserve"> </w:t>
-      </w:r>
-      <w:r>
-        <w:t xml:space="preserve">We then compute the error on the held-out data.</w:t>
-      </w:r>
-    </w:p>
-    <w:p>
-      <w:pPr>
-        <w:pStyle w:val="BlockText"/>
-      </w:pPr>
-      <w:r>
-        <w:t xml:space="preserve">✅ We split the data into a training set and a test set.</w:t>
-      </w:r>
-      <w:r>
-        <w:t xml:space="preserve"> </w:t>
-      </w:r>
-      <w:r>
-        <w:t xml:space="preserve">We then compute the error on the test set.</w:t>
-      </w:r>
-    </w:p>
-    <w:bookmarkEnd w:id="18"/>
-    <w:bookmarkStart w:id="19" w:name="spell-out-abbreviations"/>
-    <w:p>
-      <w:pPr>
-        <w:pStyle w:val="Heading2"/>
-      </w:pPr>
-      <w:r>
-        <w:t xml:space="preserve">4 Spell out abbreviations</w:t>
-      </w:r>
-    </w:p>
-    <w:p>
-      <w:pPr>
-        <w:pStyle w:val="FirstParagraph"/>
-      </w:pPr>
-      <w:r>
-        <w:t xml:space="preserve">Write out an abbreviation the first time you use it,</w:t>
-      </w:r>
-      <w:r>
-        <w:t xml:space="preserve"> </w:t>
-      </w:r>
-      <w:r>
-        <w:t xml:space="preserve">or replace it with a short name.</w:t>
-      </w:r>
-      <w:r>
-        <w:t xml:space="preserve"> </w:t>
-      </w:r>
-      <w:r>
-        <w:t xml:space="preserve">The plain language guidelines say abbreviations</w:t>
-      </w:r>
-      <w:r>
-        <w:t xml:space="preserve"> </w:t>
-      </w:r>
-      <w:r>
-        <w:t xml:space="preserve">“constantly require the reader to look back to earlier pages”</w:t>
-      </w:r>
-      <w:r>
-        <w:t xml:space="preserve"> </w:t>
-      </w:r>
-      <w:r>
-        <w:t xml:space="preserve">(Plain Language Action and Information Network 2026, Minimize abbreviations)</w:t>
-      </w:r>
-      <w:r>
-        <w:t xml:space="preserve">.</w:t>
-      </w:r>
-      <w:r>
-        <w:t xml:space="preserve"> </w:t>
-      </w:r>
-      <w:r>
-        <w:t xml:space="preserve">Do not use the Latin abbreviations</w:t>
-      </w:r>
-      <w:r>
-        <w:t xml:space="preserve"> </w:t>
-      </w:r>
-      <w:r>
-        <w:rPr>
-          <w:i/>
-          <w:iCs/>
-        </w:rPr>
-        <w:t xml:space="preserve">e.g.</w:t>
-      </w:r>
-      <w:r>
-        <w:t xml:space="preserve"> </w:t>
-      </w:r>
-      <w:r>
-        <w:t xml:space="preserve">and</w:t>
-      </w:r>
-      <w:r>
-        <w:t xml:space="preserve"> </w:t>
-      </w:r>
-      <w:r>
-        <w:rPr>
-          <w:i/>
-          <w:iCs/>
-        </w:rPr>
-        <w:t xml:space="preserve">i.e.</w:t>
-      </w:r>
-      <w:r>
-        <w:t xml:space="preserve">:</w:t>
-      </w:r>
-      <w:r>
-        <w:t xml:space="preserve"> </w:t>
-      </w:r>
-      <w:r>
-        <w:t xml:space="preserve">“Few people know what they mean, and they often confuse the two”</w:t>
-      </w:r>
-      <w:r>
-        <w:t xml:space="preserve"> </w:t>
-      </w:r>
-      <w:r>
-        <w:t xml:space="preserve">(Plain Language Action and Information Network 2026, Use examples)</w:t>
-      </w:r>
-      <w:r>
-        <w:t xml:space="preserve">.</w:t>
-      </w:r>
-      <w:r>
-        <w:t xml:space="preserve"> </w:t>
-      </w:r>
-      <w:r>
-        <w:t xml:space="preserve">Write</w:t>
-      </w:r>
-      <w:r>
-        <w:t xml:space="preserve"> </w:t>
-      </w:r>
-      <w:r>
-        <w:t xml:space="preserve">“for example”</w:t>
-      </w:r>
-      <w:r>
-        <w:t xml:space="preserve"> </w:t>
-      </w:r>
-      <w:r>
-        <w:t xml:space="preserve">or</w:t>
-      </w:r>
-      <w:r>
-        <w:t xml:space="preserve"> </w:t>
-      </w:r>
-      <w:r>
-        <w:t xml:space="preserve">“that is”</w:t>
-      </w:r>
-      <w:r>
-        <w:t xml:space="preserve">.</w:t>
-      </w:r>
-    </w:p>
-    <w:p>
-      <w:pPr>
-        <w:pStyle w:val="BlockText"/>
-      </w:pPr>
-      <w:r>
-        <w:t xml:space="preserve">❌ Tree ensembles, e.g. RF and GBM, usually reduce the MSE of a single CART.</w:t>
-      </w:r>
-    </w:p>
-    <w:p>
-      <w:pPr>
-        <w:pStyle w:val="BlockText"/>
-      </w:pPr>
-      <w:r>
-        <w:t xml:space="preserve">✅ Ensembles of trees,</w:t>
-      </w:r>
-      <w:r>
-        <w:t xml:space="preserve"> </w:t>
-      </w:r>
-      <w:r>
-        <w:t xml:space="preserve">for example random forests and boosted trees,</w:t>
-      </w:r>
-      <w:r>
-        <w:t xml:space="preserve"> </w:t>
-      </w:r>
-      <w:r>
-        <w:t xml:space="preserve">usually have lower mean squared error</w:t>
-      </w:r>
-      <w:r>
-        <w:t xml:space="preserve"> </w:t>
-      </w:r>
-      <w:r>
-        <w:t xml:space="preserve">than a single regression tree.</w:t>
-      </w:r>
-    </w:p>
-    <w:bookmarkEnd w:id="19"/>
-    <w:bookmarkStart w:id="20" w:name="introduce-shorthand-before-using-it"/>
-    <w:p>
-      <w:pPr>
-        <w:pStyle w:val="Heading2"/>
-      </w:pPr>
-      <w:r>
-        <w:t xml:space="preserve">5 Introduce shorthand before using it</w:t>
-      </w:r>
-    </w:p>
-    <w:p>
-      <w:pPr>
-        <w:pStyle w:val="FirstParagraph"/>
-      </w:pPr>
-      <w:r>
-        <w:t xml:space="preserve">Introduce every shorthand before its first use.</w:t>
-      </w:r>
-      <w:r>
-        <w:t xml:space="preserve"> </w:t>
-      </w:r>
-      <w:r>
-        <w:t xml:space="preserve">This covers abbreviations and also shortened phrases,</w:t>
-      </w:r>
-      <w:r>
-        <w:t xml:space="preserve"> </w:t>
-      </w:r>
-      <w:r>
-        <w:t xml:space="preserve">such as</w:t>
-      </w:r>
-      <w:r>
-        <w:t xml:space="preserve"> </w:t>
-      </w:r>
-      <w:r>
-        <w:t xml:space="preserve">“objective”</w:t>
-      </w:r>
-      <w:r>
-        <w:t xml:space="preserve"> </w:t>
-      </w:r>
-      <w:r>
-        <w:t xml:space="preserve">for</w:t>
-      </w:r>
-      <w:r>
-        <w:t xml:space="preserve"> </w:t>
-      </w:r>
-      <w:r>
-        <w:t xml:space="preserve">“objective function”</w:t>
-      </w:r>
-      <w:r>
-        <w:t xml:space="preserve">.</w:t>
-      </w:r>
-      <w:r>
-        <w:t xml:space="preserve"> </w:t>
-      </w:r>
-      <w:r>
-        <w:t xml:space="preserve"> </w:t>
-      </w:r>
-      <w:r>
-        <w:t xml:space="preserve">Give the full</w:t>
-      </w:r>
-      <w:r>
-        <w:t xml:space="preserve"> </w:t>
-      </w:r>
-      <w:hyperlink r:id="rId13">
-        <w:r>
-          <w:rPr>
-            <w:rStyle w:val="Hyperlink"/>
-          </w:rPr>
-          <w:t xml:space="preserve">term</w:t>
-        </w:r>
-      </w:hyperlink>
-      <w:r>
         <w:t xml:space="preserve"> </w:t>
       </w:r>
       <w:r>
@@ -3057,9 +3040,6 @@
       </w:pPr>
       <w:r>
         <w:t xml:space="preserve">❌ The objective as a function of the parameters is a paraboloid.</w:t>
-      </w:r>
-      <w:r>
-        <w:t xml:space="preserve"> </w:t>
       </w:r>
       <w:r>
         <w:t xml:space="preserve"> </w:t>

--- a/pr-preview/pr-392/chapters/inclusive-writing.docx
+++ b/pr-preview/pr-392/chapters/inclusive-writing.docx
@@ -15,7 +15,7 @@
         <w:pStyle w:val="Date"/>
       </w:pPr>
       <w:r>
-        <w:t xml:space="preserve">Last modified: 2026-10-28 00:02:13 (PDT)</w:t>
+        <w:t xml:space="preserve">Last modified: 2026-10-28 00:14:43 (PDT)</w:t>
       </w:r>
     </w:p>
     <w:tbl>
